--- a/Documentation/ANGEL-SWARM-DOCTRINAL-TERMINOLOGY.docx
+++ b/Documentation/ANGEL-SWARM-DOCTRINAL-TERMINOLOGY.docx
@@ -32,15 +32,15 @@
           <w:sz w:val="21"/>
           <w:szCs w:val="21"/>
         </w:rPr>
-        <w:t xml:space="preserve">ANGEL SWARM — Version 6.5 · 5 September 2026.</w:t>
-      </w:r>
-      <w:r>
-        <w:rPr>
-          <w:color w:val="1A1A1A"/>
-          <w:sz w:val="21"/>
-          <w:szCs w:val="21"/>
-        </w:rPr>
-        <w:t xml:space="preserve"> First issued 26 August 2026; adoption record added 4 September 2026; occurrence counts re-measured against the shipped build on 5 September 2026, and re-measured again the same day after the analyst console was swept — see §4a. Prepared for a terminology overhaul of the solution, its documents and its film.</w:t>
+        <w:t xml:space="preserve">ANGEL SWARM — Version 1.1 · 9 September 2026.</w:t>
+      </w:r>
+      <w:r>
+        <w:rPr>
+          <w:color w:val="1A1A1A"/>
+          <w:sz w:val="21"/>
+          <w:szCs w:val="21"/>
+        </w:rPr>
+        <w:t xml:space="preserve"> First issued 8 September 2026; resupply-tracking terms added 9 September 2026. The adoption record and occurrence counts below retain their original measurement dates — see §4a. Prepared for a terminology overhaul of the solution, its documents and its film.</w:t>
       </w:r>
     </w:p>
     <w:p>
@@ -1045,7 +1045,7 @@
           <w:sz w:val="21"/>
           <w:szCs w:val="21"/>
         </w:rPr>
-        <w:t xml:space="preserve">As shipped at v6.4, re-counted on 5 September 2026:</w:t>
+        <w:t xml:space="preserve">As shipped at v6.4, re-counted on 8 September 2026:</w:t>
       </w:r>
       <w:r>
         <w:rPr>
@@ -1186,7 +1186,7 @@
           <w:sz w:val="21"/>
           <w:szCs w:val="21"/>
         </w:rPr>
-        <w:t xml:space="preserve"> was swept on 5 September 2026 and is now zero as well**, which closes the last user-visible gap. See §4a for where the old phrase legitimately survives.</w:t>
+        <w:t xml:space="preserve"> was swept on 8 September 2026 and is now zero as well**, which closes the last user-visible gap. See §4a for where the old phrase legitimately survives.</w:t>
       </w:r>
     </w:p>
     <w:p>
@@ -2854,7 +2854,17 @@
                 <w:sz w:val="19"/>
                 <w:szCs w:val="19"/>
               </w:rPr>
-              <w:t xml:space="preserve"> for the physiology; keep CRI only when naming the FDA-cleared device</w:t>
+              <w:t xml:space="preserve"> for the physiology; keep CRI only when naming </w:t>
+            </w:r>
+            <w:r>
+              <w:rPr>
+                <w:b/>
+                <w:bCs/>
+                <w:color w:val="1A1A1A"/>
+                <w:sz w:val="19"/>
+                <w:szCs w:val="19"/>
+              </w:rPr>
+              <w:t xml:space="preserve">CipherOx CRI M1 (reference)</w:t>
             </w:r>
           </w:p>
         </w:tc>
@@ -3671,7 +3681,7 @@
                 <w:sz w:val="19"/>
                 <w:szCs w:val="19"/>
               </w:rPr>
-              <w:t xml:space="preserve"> on panel and card headings, one in running text — were corrected on 5 September 2026, and </w:t>
+              <w:t xml:space="preserve"> on panel and card headings, one in running text — were corrected on 8 September 2026, and </w:t>
             </w:r>
             <w:r>
               <w:rPr>
@@ -3816,7 +3826,7 @@
                 <w:sz w:val="19"/>
                 <w:szCs w:val="19"/>
               </w:rPr>
-              <w:t xml:space="preserve"> block explaining deployment ordering, not a string the application ever renders. It is the only one left and it is not user-visible. Verified 5 September 2026</w:t>
+              <w:t xml:space="preserve"> block explaining deployment ordering, not a string the application ever renders. It is the only one left and it is not user-visible. Verified 8 September 2026</w:t>
             </w:r>
           </w:p>
         </w:tc>
@@ -4973,6 +4983,120 @@
           <w:szCs w:val="23"/>
         </w:rPr>
         <w:t xml:space="preserve">Definitions to adopt verbatim</w:t>
+      </w:r>
+    </w:p>
+    <w:p>
+      <w:pPr>
+        <w:spacing w:after="140" w:before="60"/>
+        <w:jc w:val="left"/>
+      </w:pPr>
+      <w:r>
+        <w:rPr>
+          <w:b/>
+          <w:bCs/>
+          <w:color w:val="1A1A1A"/>
+          <w:sz w:val="21"/>
+          <w:szCs w:val="21"/>
+        </w:rPr>
+        <w:t xml:space="preserve">Resupply track</w:t>
+      </w:r>
+      <w:r>
+        <w:rPr>
+          <w:color w:val="1A1A1A"/>
+          <w:sz w:val="21"/>
+          <w:szCs w:val="21"/>
+        </w:rPr>
+        <w:t xml:space="preserve"> — a standalone, time-indexed synthetic demonstration of tracker-owned commitments: phase, route, estimate, deadline and delivery state. It is not a projection of engine tasking, scenarios, casualties, host playback, run snapshots, fleet history or Arm B ledgers; it is not flight control, shipment custody, operational output or a new allocation decision.</w:t>
+      </w:r>
+    </w:p>
+    <w:p>
+      <w:pPr>
+        <w:spacing w:after="140" w:before="60"/>
+        <w:jc w:val="left"/>
+      </w:pPr>
+      <w:r>
+        <w:rPr>
+          <w:b/>
+          <w:bCs/>
+          <w:color w:val="1A1A1A"/>
+          <w:sz w:val="21"/>
+          <w:szCs w:val="21"/>
+        </w:rPr>
+        <w:t xml:space="preserve">Tasked · Rigging · Launched · In transit · Terminal · Delivered</w:t>
+      </w:r>
+      <w:r>
+        <w:rPr>
+          <w:color w:val="1A1A1A"/>
+          <w:sz w:val="21"/>
+          <w:szCs w:val="21"/>
+        </w:rPr>
+        <w:t xml:space="preserve"> — the six display phases used by the tracker. They are application state labels, not claimed as doctrinal terms. </w:t>
+      </w:r>
+      <w:r>
+        <w:rPr>
+          <w:b/>
+          <w:bCs/>
+          <w:color w:val="1A1A1A"/>
+          <w:sz w:val="21"/>
+          <w:szCs w:val="21"/>
+        </w:rPr>
+        <w:t xml:space="preserve">Terminal</w:t>
+      </w:r>
+      <w:r>
+        <w:rPr>
+          <w:color w:val="1A1A1A"/>
+          <w:sz w:val="21"/>
+          <w:szCs w:val="21"/>
+        </w:rPr>
+        <w:t xml:space="preserve"> means the final approach/delivery segment; it does not mean the casualty's clinical state and must not be used without that context.</w:t>
+      </w:r>
+    </w:p>
+    <w:p>
+      <w:pPr>
+        <w:spacing w:after="140" w:before="60"/>
+        <w:jc w:val="left"/>
+      </w:pPr>
+      <w:r>
+        <w:rPr>
+          <w:b/>
+          <w:bCs/>
+          <w:color w:val="1A1A1A"/>
+          <w:sz w:val="21"/>
+          <w:szCs w:val="21"/>
+        </w:rPr>
+        <w:t xml:space="preserve">Margin</w:t>
+      </w:r>
+      <w:r>
+        <w:rPr>
+          <w:color w:val="1A1A1A"/>
+          <w:sz w:val="21"/>
+          <w:szCs w:val="21"/>
+        </w:rPr>
+        <w:t xml:space="preserve"> — physiological deadline minus recomputed time to delivery, displayed as a signed duration and never clamped at zero. It operationalizes the time-to-blood urgency supported by JTS Clinical Practice Guideline ID 18; the arithmetic and the phase names are product conventions, not quotations from that guideline.</w:t>
+      </w:r>
+    </w:p>
+    <w:p>
+      <w:pPr>
+        <w:spacing w:after="140" w:before="60"/>
+        <w:jc w:val="left"/>
+      </w:pPr>
+      <w:r>
+        <w:rPr>
+          <w:b/>
+          <w:bCs/>
+          <w:color w:val="1A1A1A"/>
+          <w:sz w:val="21"/>
+          <w:szCs w:val="21"/>
+        </w:rPr>
+        <w:t xml:space="preserve">DTG</w:t>
+      </w:r>
+      <w:r>
+        <w:rPr>
+          <w:color w:val="1A1A1A"/>
+          <w:sz w:val="21"/>
+          <w:szCs w:val="21"/>
+        </w:rPr>
+        <w:t xml:space="preserve"> — date-time group. On this synthetic demonstration it identifies the displayed synthetic fixture time; it is not evidence of an operational message, run record or transmission.</w:t>
       </w:r>
     </w:p>
     <w:p>
@@ -6416,14 +6540,14 @@
           <w:sz w:val="21"/>
           <w:szCs w:val="21"/>
         </w:rPr>
-        <w:t xml:space="preserve">Do not present "platinum ten minutes" as US military doctrine.</w:t>
-      </w:r>
-      <w:r>
-        <w:rPr>
-          <w:sz w:val="21"/>
-          <w:szCs w:val="21"/>
-        </w:rPr>
-        <w:t xml:space="preserve"> Civilian</w:t>
+        <w:t xml:space="preserve">Do not call Arm B tasking a scheduled push.</w:t>
+      </w:r>
+      <w:r>
+        <w:rPr>
+          <w:sz w:val="21"/>
+          <w:szCs w:val="21"/>
+        </w:rPr>
+        <w:t xml:space="preserve"> The frozen engine's CURRENT —</w:t>
       </w:r>
     </w:p>
     <w:p>
@@ -6437,7 +6561,7 @@
           <w:sz w:val="21"/>
           <w:szCs w:val="21"/>
         </w:rPr>
-        <w:t xml:space="preserve">  EMS lineage; absent from TCCC guidelines and JTS CPGs.</w:t>
+        <w:t xml:space="preserve">  TRIAGE &amp; PROXIMITY method remains casualty-triggered. Resupply Tracking has a   standalone synthetic scheduled-push comparison fixture for Arm B; that fixture   is not engine-derived, is not a ledger event, and is not an Arm B per-casualty   commitment or a reclassification of the comparator.</w:t>
       </w:r>
     </w:p>
     <w:p>
@@ -6456,14 +6580,14 @@
           <w:sz w:val="21"/>
           <w:szCs w:val="21"/>
         </w:rPr>
-        <w:t xml:space="preserve">Do not state that blood administration requires TCCC Tier 3 or above.</w:t>
-      </w:r>
-      <w:r>
-        <w:rPr>
-          <w:sz w:val="21"/>
-          <w:szCs w:val="21"/>
-        </w:rPr>
-        <w:t xml:space="preserve"> No</w:t>
+        <w:t xml:space="preserve">Do not present "platinum ten minutes" as US military doctrine.</w:t>
+      </w:r>
+      <w:r>
+        <w:rPr>
+          <w:sz w:val="21"/>
+          <w:szCs w:val="21"/>
+        </w:rPr>
+        <w:t xml:space="preserve"> Civilian</w:t>
       </w:r>
     </w:p>
     <w:p>
@@ -6477,43 +6601,7 @@
           <w:sz w:val="21"/>
           <w:szCs w:val="21"/>
         </w:rPr>
-        <w:t xml:space="preserve">  verbatim doctrinal rule was found. JTS CPG ID 82's scope explicitly includes   </w:t>
-      </w:r>
-      <w:r>
-        <w:rPr>
-          <w:i/>
-          <w:iCs/>
-          <w:color w:val="1A1A1A"/>
-          <w:sz w:val="21"/>
-          <w:szCs w:val="21"/>
-        </w:rPr>
-        <w:t xml:space="preserve">"non-medical personnel (e.g., flight medic, crew chief...)"</w:t>
-      </w:r>
-      <w:r>
-        <w:rPr>
-          <w:color w:val="1A1A1A"/>
-          <w:sz w:val="21"/>
-          <w:szCs w:val="21"/>
-        </w:rPr>
-        <w:t xml:space="preserve">. The real gate is   the Unit Medical Director under local protocol — which means "can administer"   is a </w:t>
-      </w:r>
-      <w:r>
-        <w:rPr>
-          <w:i/>
-          <w:iCs/>
-          <w:color w:val="1A1A1A"/>
-          <w:sz w:val="21"/>
-          <w:szCs w:val="21"/>
-        </w:rPr>
-        <w:t xml:space="preserve">local</w:t>
-      </w:r>
-      <w:r>
-        <w:rPr>
-          <w:color w:val="1A1A1A"/>
-          <w:sz w:val="21"/>
-          <w:szCs w:val="21"/>
-        </w:rPr>
-        <w:t xml:space="preserve"> property, not a fixed property of a role. The model simplifies   here and should say so.</w:t>
+        <w:t xml:space="preserve">  EMS lineage; absent from TCCC guidelines and JTS CPGs.</w:t>
       </w:r>
     </w:p>
     <w:p>
@@ -6532,14 +6620,14 @@
           <w:sz w:val="21"/>
           <w:szCs w:val="21"/>
         </w:rPr>
-        <w:t xml:space="preserve">Do not describe CRM/CRI as fielded or accepted.</w:t>
-      </w:r>
-      <w:r>
-        <w:rPr>
-          <w:sz w:val="21"/>
-          <w:szCs w:val="21"/>
-        </w:rPr>
-        <w:t xml:space="preserve"> Honest wording: *an</w:t>
+        <w:t xml:space="preserve">Do not state that blood administration requires TCCC Tier 3 or above.</w:t>
+      </w:r>
+      <w:r>
+        <w:rPr>
+          <w:sz w:val="21"/>
+          <w:szCs w:val="21"/>
+        </w:rPr>
+        <w:t xml:space="preserve"> No</w:t>
       </w:r>
     </w:p>
     <w:p>
@@ -6553,7 +6641,7 @@
           <w:sz w:val="21"/>
           <w:szCs w:val="21"/>
         </w:rPr>
-        <w:t xml:space="preserve">  FDA-cleared, USAISR-developed monitoring technology under active Army field   evaluation</w:t>
+        <w:t xml:space="preserve">  verbatim doctrinal rule was found. JTS CPG ID 82's scope explicitly includes   </w:t>
       </w:r>
       <w:r>
         <w:rPr>
@@ -6563,15 +6651,33 @@
           <w:sz w:val="21"/>
           <w:szCs w:val="21"/>
         </w:rPr>
-        <w:t xml:space="preserve">. It appears in no JTS CPG and not in the TCCC Guidelines of   01 May 2026, whose shock trigger remains </w:t>
-      </w:r>
-      <w:r>
-        <w:rPr>
-          <w:color w:val="1A1A1A"/>
-          <w:sz w:val="21"/>
-          <w:szCs w:val="21"/>
-        </w:rPr>
-        <w:t xml:space="preserve">"altered mental status in the   absence of brain injury and/or weak or absent radial pulse."*</w:t>
+        <w:t xml:space="preserve">"non-medical personnel (e.g., flight medic, crew chief...)"</w:t>
+      </w:r>
+      <w:r>
+        <w:rPr>
+          <w:color w:val="1A1A1A"/>
+          <w:sz w:val="21"/>
+          <w:szCs w:val="21"/>
+        </w:rPr>
+        <w:t xml:space="preserve">. The real gate is   the Unit Medical Director under local protocol — which means "can administer"   is a </w:t>
+      </w:r>
+      <w:r>
+        <w:rPr>
+          <w:i/>
+          <w:iCs/>
+          <w:color w:val="1A1A1A"/>
+          <w:sz w:val="21"/>
+          <w:szCs w:val="21"/>
+        </w:rPr>
+        <w:t xml:space="preserve">local</w:t>
+      </w:r>
+      <w:r>
+        <w:rPr>
+          <w:color w:val="1A1A1A"/>
+          <w:sz w:val="21"/>
+          <w:szCs w:val="21"/>
+        </w:rPr>
+        <w:t xml:space="preserve"> property, not a fixed property of a role. The model simplifies   here and should say so.</w:t>
       </w:r>
     </w:p>
     <w:p>
@@ -6590,14 +6696,14 @@
           <w:sz w:val="21"/>
           <w:szCs w:val="21"/>
         </w:rPr>
-        <w:t xml:space="preserve">The FDA clearance is narrow.</w:t>
-      </w:r>
-      <w:r>
-        <w:rPr>
-          <w:sz w:val="21"/>
-          <w:szCs w:val="21"/>
-        </w:rPr>
-        <w:t xml:space="preserve"> 510(k) K173929, CipherOx CRI M1, Flashback</w:t>
+        <w:t xml:space="preserve">Do not describe CRM/CRI as fielded or accepted.</w:t>
+      </w:r>
+      <w:r>
+        <w:rPr>
+          <w:sz w:val="21"/>
+          <w:szCs w:val="21"/>
+        </w:rPr>
+        <w:t xml:space="preserve"> **CipherOx CRI M1 is the</w:t>
       </w:r>
     </w:p>
     <w:p>
@@ -6611,7 +6717,7 @@
           <w:sz w:val="21"/>
           <w:szCs w:val="21"/>
         </w:rPr>
-        <w:t xml:space="preserve">  Technologies, 24 July 2018 — indicated for </w:t>
+        <w:t xml:space="preserve">  reference device*</w:t>
       </w:r>
       <w:r>
         <w:rPr>
@@ -6621,7 +6727,15 @@
           <w:sz w:val="21"/>
           <w:szCs w:val="21"/>
         </w:rPr>
-        <w:t xml:space="preserve">"adults (19-36 years old) in the   supine position under non-motion conditions and without cardiovascular   disease."</w:t>
+        <w:t xml:space="preserve"> for the compensatory-reserve concept in this package,   not an ANGEL SWARM component or an integration. It appears in no JTS CPG and   not in the TCCC Guidelines of   01 May 2026, whose shock trigger remains </w:t>
+      </w:r>
+      <w:r>
+        <w:rPr>
+          <w:color w:val="1A1A1A"/>
+          <w:sz w:val="21"/>
+          <w:szCs w:val="21"/>
+        </w:rPr>
+        <w:t xml:space="preserve">"altered mental status in the   absence of brain injury and/or weak or absent radial pulse."*</w:t>
       </w:r>
     </w:p>
     <w:p>
@@ -6640,6 +6754,98 @@
           <w:sz w:val="21"/>
           <w:szCs w:val="21"/>
         </w:rPr>
+        <w:t xml:space="preserve">Keep the device roles separate.</w:t>
+      </w:r>
+      <w:r>
+        <w:rPr>
+          <w:sz w:val="21"/>
+          <w:szCs w:val="21"/>
+        </w:rPr>
+        <w:t xml:space="preserve"> </w:t>
+      </w:r>
+      <w:r>
+        <w:rPr>
+          <w:b/>
+          <w:bCs/>
+          <w:sz w:val="21"/>
+          <w:szCs w:val="21"/>
+        </w:rPr>
+        <w:t xml:space="preserve">Sempulse Halo (example)</w:t>
+      </w:r>
+      <w:r>
+        <w:rPr>
+          <w:sz w:val="21"/>
+          <w:szCs w:val="21"/>
+        </w:rPr>
+        <w:t xml:space="preserve"> is a wearable</w:t>
+      </w:r>
+    </w:p>
+    <w:p>
+      <w:pPr>
+        <w:spacing w:after="140" w:before="60"/>
+        <w:jc w:val="left"/>
+      </w:pPr>
+      <w:r>
+        <w:rPr>
+          <w:color w:val="1A1A1A"/>
+          <w:sz w:val="21"/>
+          <w:szCs w:val="21"/>
+        </w:rPr>
+        <w:t xml:space="preserve">  source; </w:t>
+      </w:r>
+      <w:r>
+        <w:rPr>
+          <w:b/>
+          <w:bCs/>
+          <w:color w:val="1A1A1A"/>
+          <w:sz w:val="21"/>
+          <w:szCs w:val="21"/>
+        </w:rPr>
+        <w:t xml:space="preserve">CipherOx CRI M1 (reference)</w:t>
+      </w:r>
+      <w:r>
+        <w:rPr>
+          <w:color w:val="1A1A1A"/>
+          <w:sz w:val="21"/>
+          <w:szCs w:val="21"/>
+        </w:rPr>
+        <w:t xml:space="preserve"> anchors the compensatory-reserve   concept; </w:t>
+      </w:r>
+      <w:r>
+        <w:rPr>
+          <w:b/>
+          <w:bCs/>
+          <w:color w:val="1A1A1A"/>
+          <w:sz w:val="21"/>
+          <w:szCs w:val="21"/>
+        </w:rPr>
+        <w:t xml:space="preserve">BATDOK-J</w:t>
+      </w:r>
+      <w:r>
+        <w:rPr>
+          <w:color w:val="1A1A1A"/>
+          <w:sz w:val="21"/>
+          <w:szCs w:val="21"/>
+        </w:rPr>
+        <w:t xml:space="preserve"> is the plausible producer/interface. ANGEL SWARM has   not tested an integration with any real Sempulse Halo, CipherOx CRI M1, or   BATDOK-J. Do not turn those names into a compatibility, military-fielding,   regulatory-status, or completed-integration claim. The receive-only CoT   listener is off by default, and its prototype medical detail extension is   not a ratified profile.</w:t>
+      </w:r>
+    </w:p>
+    <w:p>
+      <w:pPr>
+        <w:pStyle w:val="ListParagraph"/>
+        <w:numPr>
+          <w:ilvl w:val="0"/>
+          <w:numId w:val="2"/>
+        </w:numPr>
+        <w:spacing w:after="50" w:before="50"/>
+      </w:pPr>
+      <w:r>
+        <w:rPr>
+          <w:b/>
+          <w:bCs/>
+          <w:sz w:val="21"/>
+          <w:szCs w:val="21"/>
+        </w:rPr>
         <w:t xml:space="preserve">TCCC's first phase is now "Care Under Fire/Threat"</w:t>
       </w:r>
       <w:r>
@@ -7380,7 +7586,7 @@
           <w:sz w:val="21"/>
           <w:szCs w:val="21"/>
         </w:rPr>
-        <w:t xml:space="preserve"> 2018;271:641–678 · FDA 510(k) K173929, 24 Jul 2018 · DTIC AD1133454 · DTIC AD1088639</w:t>
+        <w:t xml:space="preserve"> 2018;271:641–678 · DTIC AD1133454 · DTIC AD1088639</w:t>
       </w:r>
     </w:p>
     <w:sectPr>
